--- a/Filings/Discovery/RequestForAdmission/FirstSet/Plaintiffs_First_Set_of_Requests_for_Admission_to_FIE.docx
+++ b/Filings/Discovery/RequestForAdmission/FirstSet/Plaintiffs_First_Set_of_Requests_for_Admission_to_FIE.docx
@@ -1233,6 +1233,54 @@
       <w:pPr>
         <w:spacing w:after="0" w:before="0" w:line="240" w:lineRule="auto"/>
       </w:pPr>
+      <w:r>
+        <w:rPr>
+          <w:b w:val="0"/>
+          <w:i w:val="0"/>
+        </w:rPr>
+        <w:t>17756 George Moran Dr.</w:t>
+      </w:r>
+    </w:p>
+    <w:p>
+      <w:pPr>
+        <w:spacing w:after="0" w:before="0" w:line="240" w:lineRule="auto"/>
+      </w:pPr>
+      <w:r>
+        <w:rPr>
+          <w:b w:val="0"/>
+          <w:i w:val="0"/>
+        </w:rPr>
+        <w:t>Eden Prairie, MN 55347</w:t>
+      </w:r>
+    </w:p>
+    <w:p>
+      <w:pPr>
+        <w:spacing w:after="0" w:before="0" w:line="240" w:lineRule="auto"/>
+      </w:pPr>
+      <w:r>
+        <w:rPr>
+          <w:b w:val="0"/>
+          <w:i w:val="0"/>
+        </w:rPr>
+        <w:t>Telephone: 763-843-2859</w:t>
+      </w:r>
+    </w:p>
+    <w:p>
+      <w:pPr>
+        <w:spacing w:after="0" w:before="0" w:line="240" w:lineRule="auto"/>
+      </w:pPr>
+      <w:r>
+        <w:rPr>
+          <w:b w:val="0"/>
+          <w:i w:val="0"/>
+        </w:rPr>
+        <w:t>Email: bill_y_lu@yahoo.com</w:t>
+      </w:r>
+    </w:p>
+    <w:p>
+      <w:pPr>
+        <w:spacing w:after="0" w:before="0" w:line="240" w:lineRule="auto"/>
+      </w:pPr>
     </w:p>
     <w:p>
       <w:pPr>
@@ -1291,7 +1339,19 @@
           <w:b w:val="0"/>
           <w:i w:val="0"/>
         </w:rPr>
-        <w:t>Telephone: ______________   Email: ______________</w:t>
+        <w:t>Telephone: 763-843-2860</w:t>
+      </w:r>
+    </w:p>
+    <w:p>
+      <w:pPr>
+        <w:spacing w:after="0" w:before="0" w:line="240" w:lineRule="auto"/>
+      </w:pPr>
+      <w:r>
+        <w:rPr>
+          <w:b w:val="0"/>
+          <w:i w:val="0"/>
+        </w:rPr>
+        <w:t>Email: jie_h_hu@yahoo.com</w:t>
       </w:r>
     </w:p>
     <w:p>
@@ -1317,7 +1377,7 @@
         <w:spacing w:after="0" w:before="0" w:line="240" w:lineRule="auto"/>
       </w:pPr>
       <w:r>
-        <w:t>The undersigned certifies that on ______________, 2026, a true and correct copy of Plaintiffs’ First Set of Requests for Admission to Defendant Fire Insurance Exchange was served upon Defendant, through its attorneys of record, by ______________ [e-service through the Minnesota eFS system / email / U.S. Mail], in accordance with Minn. R. Civ. P. 5. These discovery requests are served, not filed, in accordance with Minn. R. Civ. P. 5.04.</w:t>
+        <w:t>The undersigned certifies that on ______________, 2026, a true and correct copy of Plaintiffs’ First Set of Requests for Admission to Defendant Fire Insurance Exchange was served upon Defendant, through its attorneys of record, by ______________ [e-service through the Minnesota eFS system / email / U.S. Mail], in accordance with Minn. R. Civ. P. 5. These discovery requests are served, not filed, in accordance with Minn. R. Civ. P. 5.04(b).</w:t>
       </w:r>
     </w:p>
     <w:p>

--- a/Filings/Discovery/RequestForAdmission/FirstSet/Plaintiffs_First_Set_of_Requests_for_Admission_to_FIE.docx
+++ b/Filings/Discovery/RequestForAdmission/FirstSet/Plaintiffs_First_Set_of_Requests_for_Admission_to_FIE.docx
@@ -435,13 +435,15 @@
     </w:p>
     <w:p>
       <w:pPr>
-        <w:spacing w:after="0" w:before="0" w:line="240" w:lineRule="auto"/>
+        <w:spacing w:after="160" w:before="0" w:line="240" w:lineRule="auto"/>
+        <w:ind w:left="720" w:hanging="720"/>
       </w:pPr>
       <w:r>
         <w:rPr>
           <w:b/>
         </w:rPr>
-        <w:t xml:space="preserve">1.  </w:t>
+        <w:t>1.</w:t>
+        <w:tab/>
       </w:r>
       <w:r>
         <w:t>Answering. As to each request, Defendant must specifically admit or deny the matter or set forth in detail the reasons why it cannot truthfully admit or deny it. A denial must fairly meet the substance of the requested admission, and when good faith requires that Defendant qualify an answer or deny only a part of a matter, it must specify so much as is true and qualify or deny the remainder.</w:t>
@@ -449,13 +451,15 @@
     </w:p>
     <w:p>
       <w:pPr>
-        <w:spacing w:after="0" w:before="0" w:line="240" w:lineRule="auto"/>
+        <w:spacing w:after="160" w:before="0" w:line="240" w:lineRule="auto"/>
+        <w:ind w:left="720" w:hanging="720"/>
       </w:pPr>
       <w:r>
         <w:rPr>
           <w:b/>
         </w:rPr>
-        <w:t xml:space="preserve">2.  </w:t>
+        <w:t>2.</w:t>
+        <w:tab/>
       </w:r>
       <w:r>
         <w:t>Lack of knowledge. Defendant may not give lack of information or knowledge as a reason for failure to admit or deny unless it states that it has made reasonable inquiry and that the information known or readily obtainable by it is insufficient to enable it to admit or deny.</w:t>
@@ -463,13 +467,15 @@
     </w:p>
     <w:p>
       <w:pPr>
-        <w:spacing w:after="0" w:before="0" w:line="240" w:lineRule="auto"/>
+        <w:spacing w:after="160" w:before="0" w:line="240" w:lineRule="auto"/>
+        <w:ind w:left="720" w:hanging="720"/>
       </w:pPr>
       <w:r>
         <w:rPr>
           <w:b/>
         </w:rPr>
-        <w:t xml:space="preserve">3.  </w:t>
+        <w:t>3.</w:t>
+        <w:tab/>
       </w:r>
       <w:r>
         <w:t>Effect of non-response. Pursuant to Minn. R. Civ. P. 36.01, any matter not timely answered or objected to is deemed admitted and conclusively established for purposes of this action under Minn. R. Civ. P. 36.02.</w:t>
@@ -477,13 +483,15 @@
     </w:p>
     <w:p>
       <w:pPr>
-        <w:spacing w:after="0" w:before="0" w:line="240" w:lineRule="auto"/>
+        <w:spacing w:after="160" w:before="0" w:line="240" w:lineRule="auto"/>
+        <w:ind w:left="720" w:hanging="720"/>
       </w:pPr>
       <w:r>
         <w:rPr>
           <w:b/>
         </w:rPr>
-        <w:t xml:space="preserve">4.  </w:t>
+        <w:t>4.</w:t>
+        <w:tab/>
       </w:r>
       <w:r>
         <w:t>Continuing duty. If Defendant later learns that an answer was incorrect or incomplete, it must seasonably amend or supplement the answer pursuant to Minn. R. Civ. P. 26.05.</w:t>
@@ -491,13 +499,15 @@
     </w:p>
     <w:p>
       <w:pPr>
-        <w:spacing w:after="0" w:before="0" w:line="240" w:lineRule="auto"/>
+        <w:spacing w:after="160" w:before="0" w:line="240" w:lineRule="auto"/>
+        <w:ind w:left="720" w:hanging="720"/>
       </w:pPr>
       <w:r>
         <w:rPr>
           <w:b/>
         </w:rPr>
-        <w:t xml:space="preserve">5.  </w:t>
+        <w:t>5.</w:t>
+        <w:tab/>
       </w:r>
       <w:r>
         <w:t>Objections. If Defendant objects to a request, it must state the reasons for the objection; it may not object solely on the ground that the request presents a genuine issue for trial.</w:t>
@@ -527,7 +537,8 @@
     </w:p>
     <w:p>
       <w:pPr>
-        <w:spacing w:after="0" w:before="0" w:line="240" w:lineRule="auto"/>
+        <w:spacing w:after="160" w:before="0" w:line="240" w:lineRule="auto"/>
+        <w:ind w:left="720" w:hanging="720"/>
       </w:pPr>
       <w:r>
         <w:rPr>
@@ -546,7 +557,8 @@
     </w:p>
     <w:p>
       <w:pPr>
-        <w:spacing w:after="0" w:before="0" w:line="240" w:lineRule="auto"/>
+        <w:spacing w:after="160" w:before="0" w:line="240" w:lineRule="auto"/>
+        <w:ind w:left="720" w:hanging="720"/>
       </w:pPr>
       <w:r>
         <w:rPr>
@@ -565,7 +577,8 @@
     </w:p>
     <w:p>
       <w:pPr>
-        <w:spacing w:after="0" w:before="0" w:line="240" w:lineRule="auto"/>
+        <w:spacing w:after="160" w:before="0" w:line="240" w:lineRule="auto"/>
+        <w:ind w:left="720" w:hanging="720"/>
       </w:pPr>
       <w:r>
         <w:rPr>
@@ -584,7 +597,8 @@
     </w:p>
     <w:p>
       <w:pPr>
-        <w:spacing w:after="0" w:before="0" w:line="240" w:lineRule="auto"/>
+        <w:spacing w:after="160" w:before="0" w:line="240" w:lineRule="auto"/>
+        <w:ind w:left="720" w:hanging="720"/>
       </w:pPr>
       <w:r>
         <w:rPr>
@@ -603,7 +617,8 @@
     </w:p>
     <w:p>
       <w:pPr>
-        <w:spacing w:after="0" w:before="0" w:line="240" w:lineRule="auto"/>
+        <w:spacing w:after="160" w:before="0" w:line="240" w:lineRule="auto"/>
+        <w:ind w:left="720" w:hanging="720"/>
       </w:pPr>
       <w:r>
         <w:rPr>
@@ -622,7 +637,8 @@
     </w:p>
     <w:p>
       <w:pPr>
-        <w:spacing w:after="0" w:before="0" w:line="240" w:lineRule="auto"/>
+        <w:spacing w:after="160" w:before="0" w:line="240" w:lineRule="auto"/>
+        <w:ind w:left="720" w:hanging="720"/>
       </w:pPr>
       <w:r>
         <w:rPr>
@@ -641,7 +657,8 @@
     </w:p>
     <w:p>
       <w:pPr>
-        <w:spacing w:after="0" w:before="0" w:line="240" w:lineRule="auto"/>
+        <w:spacing w:after="160" w:before="0" w:line="240" w:lineRule="auto"/>
+        <w:ind w:left="720" w:hanging="720"/>
       </w:pPr>
       <w:r>
         <w:rPr>
@@ -660,7 +677,8 @@
     </w:p>
     <w:p>
       <w:pPr>
-        <w:spacing w:after="0" w:before="0" w:line="240" w:lineRule="auto"/>
+        <w:spacing w:after="160" w:before="0" w:line="240" w:lineRule="auto"/>
+        <w:ind w:left="720" w:hanging="720"/>
       </w:pPr>
       <w:r>
         <w:rPr>
@@ -679,7 +697,8 @@
     </w:p>
     <w:p>
       <w:pPr>
-        <w:spacing w:after="0" w:before="0" w:line="240" w:lineRule="auto"/>
+        <w:spacing w:after="160" w:before="0" w:line="240" w:lineRule="auto"/>
+        <w:ind w:left="720" w:hanging="720"/>
       </w:pPr>
       <w:r>
         <w:rPr>
@@ -698,7 +717,8 @@
     </w:p>
     <w:p>
       <w:pPr>
-        <w:spacing w:after="0" w:before="0" w:line="240" w:lineRule="auto"/>
+        <w:spacing w:after="160" w:before="0" w:line="240" w:lineRule="auto"/>
+        <w:ind w:left="720" w:hanging="720"/>
       </w:pPr>
       <w:r>
         <w:rPr>
@@ -717,7 +737,8 @@
     </w:p>
     <w:p>
       <w:pPr>
-        <w:spacing w:after="0" w:before="0" w:line="240" w:lineRule="auto"/>
+        <w:spacing w:after="160" w:before="0" w:line="240" w:lineRule="auto"/>
+        <w:ind w:left="720" w:hanging="720"/>
       </w:pPr>
       <w:r>
         <w:rPr>
@@ -736,7 +757,8 @@
     </w:p>
     <w:p>
       <w:pPr>
-        <w:spacing w:after="0" w:before="0" w:line="240" w:lineRule="auto"/>
+        <w:spacing w:after="160" w:before="0" w:line="240" w:lineRule="auto"/>
+        <w:ind w:left="720" w:hanging="720"/>
       </w:pPr>
       <w:r>
         <w:rPr>
@@ -755,7 +777,8 @@
     </w:p>
     <w:p>
       <w:pPr>
-        <w:spacing w:after="0" w:before="0" w:line="240" w:lineRule="auto"/>
+        <w:spacing w:after="160" w:before="0" w:line="240" w:lineRule="auto"/>
+        <w:ind w:left="720" w:hanging="720"/>
       </w:pPr>
       <w:r>
         <w:rPr>
@@ -774,7 +797,8 @@
     </w:p>
     <w:p>
       <w:pPr>
-        <w:spacing w:after="0" w:before="0" w:line="240" w:lineRule="auto"/>
+        <w:spacing w:after="160" w:before="0" w:line="240" w:lineRule="auto"/>
+        <w:ind w:left="720" w:hanging="720"/>
       </w:pPr>
       <w:r>
         <w:rPr>
@@ -793,7 +817,8 @@
     </w:p>
     <w:p>
       <w:pPr>
-        <w:spacing w:after="0" w:before="0" w:line="240" w:lineRule="auto"/>
+        <w:spacing w:after="160" w:before="0" w:line="240" w:lineRule="auto"/>
+        <w:ind w:left="720" w:hanging="720"/>
       </w:pPr>
       <w:r>
         <w:rPr>
@@ -812,7 +837,8 @@
     </w:p>
     <w:p>
       <w:pPr>
-        <w:spacing w:after="0" w:before="0" w:line="240" w:lineRule="auto"/>
+        <w:spacing w:after="160" w:before="0" w:line="240" w:lineRule="auto"/>
+        <w:ind w:left="720" w:hanging="720"/>
       </w:pPr>
       <w:r>
         <w:rPr>
@@ -831,7 +857,8 @@
     </w:p>
     <w:p>
       <w:pPr>
-        <w:spacing w:after="0" w:before="0" w:line="240" w:lineRule="auto"/>
+        <w:spacing w:after="160" w:before="0" w:line="240" w:lineRule="auto"/>
+        <w:ind w:left="720" w:hanging="720"/>
       </w:pPr>
       <w:r>
         <w:rPr>
@@ -850,7 +877,8 @@
     </w:p>
     <w:p>
       <w:pPr>
-        <w:spacing w:after="0" w:before="0" w:line="240" w:lineRule="auto"/>
+        <w:spacing w:after="160" w:before="0" w:line="240" w:lineRule="auto"/>
+        <w:ind w:left="720" w:hanging="720"/>
       </w:pPr>
       <w:r>
         <w:rPr>
@@ -869,7 +897,8 @@
     </w:p>
     <w:p>
       <w:pPr>
-        <w:spacing w:after="0" w:before="0" w:line="240" w:lineRule="auto"/>
+        <w:spacing w:after="160" w:before="0" w:line="240" w:lineRule="auto"/>
+        <w:ind w:left="720" w:hanging="720"/>
       </w:pPr>
       <w:r>
         <w:rPr>
@@ -888,7 +917,8 @@
     </w:p>
     <w:p>
       <w:pPr>
-        <w:spacing w:after="0" w:before="0" w:line="240" w:lineRule="auto"/>
+        <w:spacing w:after="160" w:before="0" w:line="240" w:lineRule="auto"/>
+        <w:ind w:left="720" w:hanging="720"/>
       </w:pPr>
       <w:r>
         <w:rPr>
@@ -907,7 +937,8 @@
     </w:p>
     <w:p>
       <w:pPr>
-        <w:spacing w:after="0" w:before="0" w:line="240" w:lineRule="auto"/>
+        <w:spacing w:after="160" w:before="0" w:line="240" w:lineRule="auto"/>
+        <w:ind w:left="720" w:hanging="720"/>
       </w:pPr>
       <w:r>
         <w:rPr>
@@ -926,7 +957,8 @@
     </w:p>
     <w:p>
       <w:pPr>
-        <w:spacing w:after="0" w:before="0" w:line="240" w:lineRule="auto"/>
+        <w:spacing w:after="160" w:before="0" w:line="240" w:lineRule="auto"/>
+        <w:ind w:left="720" w:hanging="720"/>
       </w:pPr>
       <w:r>
         <w:rPr>
@@ -945,7 +977,8 @@
     </w:p>
     <w:p>
       <w:pPr>
-        <w:spacing w:after="0" w:before="0" w:line="240" w:lineRule="auto"/>
+        <w:spacing w:after="160" w:before="0" w:line="240" w:lineRule="auto"/>
+        <w:ind w:left="720" w:hanging="720"/>
       </w:pPr>
       <w:r>
         <w:rPr>
@@ -964,7 +997,8 @@
     </w:p>
     <w:p>
       <w:pPr>
-        <w:spacing w:after="0" w:before="0" w:line="240" w:lineRule="auto"/>
+        <w:spacing w:after="160" w:before="0" w:line="240" w:lineRule="auto"/>
+        <w:ind w:left="720" w:hanging="720"/>
       </w:pPr>
       <w:r>
         <w:rPr>
@@ -983,7 +1017,8 @@
     </w:p>
     <w:p>
       <w:pPr>
-        <w:spacing w:after="0" w:before="0" w:line="240" w:lineRule="auto"/>
+        <w:spacing w:after="160" w:before="0" w:line="240" w:lineRule="auto"/>
+        <w:ind w:left="720" w:hanging="720"/>
       </w:pPr>
       <w:r>
         <w:rPr>
@@ -1002,7 +1037,8 @@
     </w:p>
     <w:p>
       <w:pPr>
-        <w:spacing w:after="0" w:before="0" w:line="240" w:lineRule="auto"/>
+        <w:spacing w:after="160" w:before="0" w:line="240" w:lineRule="auto"/>
+        <w:ind w:left="720" w:hanging="720"/>
       </w:pPr>
       <w:r>
         <w:rPr>
@@ -1021,7 +1057,8 @@
     </w:p>
     <w:p>
       <w:pPr>
-        <w:spacing w:after="0" w:before="0" w:line="240" w:lineRule="auto"/>
+        <w:spacing w:after="160" w:before="0" w:line="240" w:lineRule="auto"/>
+        <w:ind w:left="720" w:hanging="720"/>
       </w:pPr>
       <w:r>
         <w:rPr>
@@ -1040,7 +1077,8 @@
     </w:p>
     <w:p>
       <w:pPr>
-        <w:spacing w:after="0" w:before="0" w:line="240" w:lineRule="auto"/>
+        <w:spacing w:after="160" w:before="0" w:line="240" w:lineRule="auto"/>
+        <w:ind w:left="720" w:hanging="720"/>
       </w:pPr>
       <w:r>
         <w:rPr>
@@ -1059,7 +1097,8 @@
     </w:p>
     <w:p>
       <w:pPr>
-        <w:spacing w:after="0" w:before="0" w:line="240" w:lineRule="auto"/>
+        <w:spacing w:after="160" w:before="0" w:line="240" w:lineRule="auto"/>
+        <w:ind w:left="720" w:hanging="720"/>
       </w:pPr>
       <w:r>
         <w:rPr>
@@ -1078,7 +1117,8 @@
     </w:p>
     <w:p>
       <w:pPr>
-        <w:spacing w:after="0" w:before="0" w:line="240" w:lineRule="auto"/>
+        <w:spacing w:after="160" w:before="0" w:line="240" w:lineRule="auto"/>
+        <w:ind w:left="720" w:hanging="720"/>
       </w:pPr>
       <w:r>
         <w:rPr>
@@ -1097,7 +1137,8 @@
     </w:p>
     <w:p>
       <w:pPr>
-        <w:spacing w:after="0" w:before="0" w:line="240" w:lineRule="auto"/>
+        <w:spacing w:after="160" w:before="0" w:line="240" w:lineRule="auto"/>
+        <w:ind w:left="720" w:hanging="720"/>
       </w:pPr>
       <w:r>
         <w:rPr>
@@ -1116,7 +1157,8 @@
     </w:p>
     <w:p>
       <w:pPr>
-        <w:spacing w:after="0" w:before="0" w:line="240" w:lineRule="auto"/>
+        <w:spacing w:after="160" w:before="0" w:line="240" w:lineRule="auto"/>
+        <w:ind w:left="720" w:hanging="720"/>
       </w:pPr>
       <w:r>
         <w:rPr>
@@ -1135,7 +1177,8 @@
     </w:p>
     <w:p>
       <w:pPr>
-        <w:spacing w:after="0" w:before="0" w:line="240" w:lineRule="auto"/>
+        <w:spacing w:after="160" w:before="0" w:line="240" w:lineRule="auto"/>
+        <w:ind w:left="720" w:hanging="720"/>
       </w:pPr>
       <w:r>
         <w:rPr>
@@ -1154,7 +1197,8 @@
     </w:p>
     <w:p>
       <w:pPr>
-        <w:spacing w:after="0" w:before="0" w:line="240" w:lineRule="auto"/>
+        <w:spacing w:after="160" w:before="0" w:line="240" w:lineRule="auto"/>
+        <w:ind w:left="720" w:hanging="720"/>
       </w:pPr>
       <w:r>
         <w:rPr>
@@ -1377,36 +1421,174 @@
         <w:spacing w:after="0" w:before="0" w:line="240" w:lineRule="auto"/>
       </w:pPr>
       <w:r>
-        <w:t>The undersigned certifies that on ______________, 2026, a true and correct copy of Plaintiffs’ First Set of Requests for Admission to Defendant Fire Insurance Exchange was served upon Defendant, through its attorneys of record, by ______________ [e-service through the Minnesota eFS system / email / U.S. Mail], in accordance with Minn. R. Civ. P. 5. These discovery requests are served, not filed, in accordance with Minn. R. Civ. P. 5.04(b).</w:t>
+        <w:rPr/>
+        <w:t>I, Yibiao Lu, state and declare as follows:</w:t>
       </w:r>
     </w:p>
     <w:p>
       <w:pPr>
-        <w:spacing w:after="0" w:before="0" w:line="240" w:lineRule="auto"/>
-      </w:pPr>
-    </w:p>
-    <w:p>
-      <w:pPr>
-        <w:spacing w:after="0" w:before="0" w:line="240" w:lineRule="auto"/>
+        <w:spacing w:after="160" w:before="0" w:line="240" w:lineRule="auto"/>
+        <w:ind w:left="720" w:hanging="720"/>
       </w:pPr>
       <w:r>
-        <w:rPr>
-          <w:b w:val="0"/>
-          <w:i w:val="0"/>
-        </w:rPr>
-        <w:t>______________________________</w:t>
+        <w:rPr/>
+        <w:t>1.</w:t>
+        <w:tab/>
+        <w:t>I am over the age of 18 years and a Plaintiff in this action. I personally made the service described below by United States mail. Service of documents after the original summons may be made by a party by mail under Minn. R. Civ. P. 5.02, and such service by mail is complete upon mailing.</w:t>
       </w:r>
     </w:p>
     <w:p>
       <w:pPr>
-        <w:spacing w:after="0" w:before="0" w:line="240" w:lineRule="auto"/>
-      </w:pPr>
+        <w:spacing w:after="160" w:before="0" w:line="240" w:lineRule="auto"/>
+        <w:ind w:left="720" w:hanging="720"/>
+      </w:pPr>
+      <w:r>
+        <w:rPr/>
+        <w:t>2.</w:t>
+        <w:tab/>
+        <w:t xml:space="preserve">On ______________, 2026, I served a true and correct copy of </w:t>
+      </w:r>
       <w:r>
         <w:rPr>
-          <w:b w:val="0"/>
-          <w:i w:val="0"/>
+          <w:i/>
         </w:rPr>
-        <w:t>Yibiao Lu, Plaintiff pro se</w:t>
+        <w:t>Plaintiffs’ First Set of Requests for Admission to Defendant Fire Insurance Exchange</w:t>
+      </w:r>
+      <w:r>
+        <w:rPr/>
+        <w:t xml:space="preserve"> upon Defendant's counsel of record by depositing it in the United States mail at Eden Prairie, Minnesota, in a sealed envelope with postage prepaid, addressed as follows:</w:t>
+      </w:r>
+    </w:p>
+    <w:p>
+      <w:pPr>
+        <w:spacing w:after="80" w:before="0" w:line="240" w:lineRule="auto"/>
+        <w:ind w:left="1080"/>
+      </w:pPr>
+      <w:r>
+        <w:rPr/>
+        <w:t>Kevin J. Kennedy (#193872)</w:t>
+      </w:r>
+    </w:p>
+    <w:p>
+      <w:pPr>
+        <w:spacing w:after="80" w:before="0" w:line="240" w:lineRule="auto"/>
+        <w:ind w:left="1080"/>
+      </w:pPr>
+      <w:r>
+        <w:rPr/>
+        <w:t>Mary J. Baskfield (#0314572)</w:t>
+      </w:r>
+    </w:p>
+    <w:p>
+      <w:pPr>
+        <w:spacing w:after="80" w:before="0" w:line="240" w:lineRule="auto"/>
+        <w:ind w:left="1080"/>
+      </w:pPr>
+      <w:r>
+        <w:rPr/>
+        <w:t>KENNEDY LAW FIRM P.C.</w:t>
+      </w:r>
+    </w:p>
+    <w:p>
+      <w:pPr>
+        <w:spacing w:after="80" w:before="0" w:line="240" w:lineRule="auto"/>
+        <w:ind w:left="1080"/>
+      </w:pPr>
+      <w:r>
+        <w:rPr/>
+        <w:t>7616 Currell Blvd., Suite 270</w:t>
+      </w:r>
+    </w:p>
+    <w:p>
+      <w:pPr>
+        <w:spacing w:after="80" w:before="0" w:line="240" w:lineRule="auto"/>
+        <w:ind w:left="1080"/>
+      </w:pPr>
+      <w:r>
+        <w:rPr/>
+        <w:t>Woodbury, MN 55125</w:t>
+      </w:r>
+    </w:p>
+    <w:p>
+      <w:pPr>
+        <w:spacing w:after="80" w:before="0" w:line="240" w:lineRule="auto"/>
+        <w:ind w:left="1080"/>
+      </w:pPr>
+      <w:r>
+        <w:rPr>
+          <w:i/>
+        </w:rPr>
+        <w:t>Counsel for Defendant Fire Insurance Exchange</w:t>
+      </w:r>
+    </w:p>
+    <w:p>
+      <w:pPr>
+        <w:spacing w:after="160" w:before="0" w:line="240" w:lineRule="auto"/>
+        <w:ind w:left="720" w:hanging="720"/>
+      </w:pPr>
+      <w:r>
+        <w:rPr/>
+        <w:t>3.</w:t>
+        <w:tab/>
+        <w:t>These discovery requests are served, not filed, in accordance with Minn. R. Civ. P. 5.04(b).</w:t>
+      </w:r>
+    </w:p>
+    <w:p>
+      <w:pPr>
+        <w:spacing w:after="0" w:before="0" w:line="240" w:lineRule="auto"/>
+      </w:pPr>
+      <w:r>
+        <w:rPr/>
+        <w:t>I declare under penalty of perjury that everything I have stated in this document is true and correct. Minn. Stat. § 358.116.</w:t>
+      </w:r>
+    </w:p>
+    <w:p>
+      <w:pPr>
+        <w:spacing w:after="0" w:before="0" w:line="240" w:lineRule="auto"/>
+      </w:pPr>
+      <w:r>
+        <w:rPr/>
+        <w:t>Dated: ______________, 2026, at Eden Prairie, Hennepin County, Minnesota.</w:t>
+      </w:r>
+    </w:p>
+    <w:p>
+      <w:pPr>
+        <w:spacing w:after="0" w:before="0" w:line="240" w:lineRule="auto"/>
+      </w:pPr>
+      <w:r>
+        <w:rPr/>
+        <w:t>____________________________________</w:t>
+      </w:r>
+    </w:p>
+    <w:p>
+      <w:pPr>
+        <w:spacing w:after="0" w:before="0" w:line="240" w:lineRule="auto"/>
+      </w:pPr>
+      <w:r>
+        <w:rPr>
+          <w:i/>
+        </w:rPr>
+        <w:t>Signature of person who served the documents</w:t>
+      </w:r>
+    </w:p>
+    <w:p>
+      <w:pPr>
+        <w:spacing w:after="0" w:before="0" w:line="240" w:lineRule="auto"/>
+      </w:pPr>
+      <w:r>
+        <w:rPr/>
+        <w:t>Yibiao Lu</w:t>
+      </w:r>
+    </w:p>
+    <w:p>
+      <w:pPr>
+        <w:spacing w:after="0" w:before="0" w:line="240" w:lineRule="auto"/>
+      </w:pPr>
+      <w:r>
+        <w:rPr>
+          <w:i/>
+        </w:rPr>
+        <w:t>Printed name</w:t>
       </w:r>
     </w:p>
     <w:sectPr>

--- a/Filings/Discovery/RequestForAdmission/FirstSet/Plaintiffs_First_Set_of_Requests_for_Admission_to_FIE.docx
+++ b/Filings/Discovery/RequestForAdmission/FirstSet/Plaintiffs_First_Set_of_Requests_for_Admission_to_FIE.docx
@@ -1231,18 +1231,6 @@
       <w:pPr>
         <w:spacing w:after="0" w:before="0" w:line="240" w:lineRule="auto"/>
       </w:pPr>
-    </w:p>
-    <w:p>
-      <w:pPr>
-        <w:spacing w:after="0" w:before="0" w:line="240" w:lineRule="auto"/>
-      </w:pPr>
-      <w:r>
-        <w:rPr>
-          <w:b w:val="0"/>
-          <w:i w:val="0"/>
-        </w:rPr>
-        <w:t>Respectfully submitted,</w:t>
-      </w:r>
     </w:p>
     <w:p>
       <w:pPr>

--- a/Filings/Discovery/RequestForAdmission/FirstSet/Plaintiffs_First_Set_of_Requests_for_Admission_to_FIE.docx
+++ b/Filings/Discovery/RequestForAdmission/FirstSet/Plaintiffs_First_Set_of_Requests_for_Admission_to_FIE.docx
@@ -511,6 +511,22 @@
       </w:r>
       <w:r>
         <w:t>Objections. If Defendant objects to a request, it must state the reasons for the objection; it may not object solely on the ground that the request presents a genuine issue for trial.</w:t>
+      </w:r>
+    </w:p>
+    <w:p>
+      <w:pPr>
+        <w:spacing w:after="160" w:before="0" w:line="240" w:lineRule="auto"/>
+        <w:ind w:left="720" w:hanging="720"/>
+      </w:pPr>
+      <w:r>
+        <w:rPr>
+          <w:b/>
+        </w:rPr>
+        <w:t>6.</w:t>
+        <w:tab/>
+      </w:r>
+      <w:r>
+        <w:t>Dates. A date used to identify a communication, document, or event reflects Plaintiffs’ best information and is approximate. If Defendant’s records show a different date for a communication, document, or event otherwise matching the description, Defendant must answer as to that communication, document, or event and state the date its records show, rather than deny the request on the basis of the date alone.</w:t>
       </w:r>
     </w:p>
     <w:p>

--- a/Filings/Discovery/RequestForAdmission/FirstSet/Plaintiffs_First_Set_of_Requests_for_Admission_to_FIE.docx
+++ b/Filings/Discovery/RequestForAdmission/FirstSet/Plaintiffs_First_Set_of_Requests_for_Admission_to_FIE.docx
@@ -357,7 +357,7 @@
         <w:t xml:space="preserve">"The Policy" </w:t>
       </w:r>
       <w:r>
-        <w:t>means homeowner’s Policy 98055-49-65, including all endorsements, in force on July 13, 2024.</w:t>
+        <w:t>means homeowner’s Policy 98055-49-65 (shown on Defendant’s correspondence as 0980554965), including all endorsements, in force on July 13, 2024.</w:t>
       </w:r>
     </w:p>
     <w:p>
@@ -386,6 +386,20 @@
       </w:r>
       <w:r>
         <w:t>means the report of Prieve Engineering, LLC, File #241008, together with all drafts thereof.</w:t>
+      </w:r>
+    </w:p>
+    <w:p>
+      <w:pPr>
+        <w:spacing w:after="0" w:before="0" w:line="240" w:lineRule="auto"/>
+      </w:pPr>
+      <w:r>
+        <w:rPr>
+          <w:b/>
+        </w:rPr>
+        <w:t xml:space="preserve">“Photo Appendix A” </w:t>
+      </w:r>
+      <w:r>
+        <w:t>means the 110-page photographic appendix to The Prieve Report, titled “PHOTO APPENDIX A” and bearing File Number 241008 and site visit date October 9, 2024, containing photographs numbered A-1 through A-217, transmitted to Plaintiffs with Your November 4, 2024 letter.</w:t>
       </w:r>
     </w:p>
     <w:p>
